--- a/cursor/Banner_Poisk_Gruppovaya_Rybalka_2026-08-27.docx
+++ b/cursor/Banner_Poisk_Gruppovaya_Rybalka_2026-08-27.docx
@@ -2076,7 +2076,7 @@
           <w:b w:val="0"/>
           <w:sz w:val="22"/>
         </w:rPr>
-        <w:t>В одно объявление — один файл. Не ZIP, не HTML5.</w:t>
+        <w:t>В группу — **два** объявления (барабулька + пеламида). В каждое — один файл. Не ZIP, не HTML5.</w:t>
       </w:r>
     </w:p>
     <w:p>
@@ -2090,7 +2090,7 @@
           <w:b w:val="0"/>
           <w:sz w:val="22"/>
         </w:rPr>
-        <w:t>Файл: JPG / PNG / GIF, ровно 240×400, ≤120 КБ.</w:t>
+        <w:t>Файлы: 240×400 ≤120 КБ — см. раздел 5.1.</w:t>
       </w:r>
     </w:p>
     <w:p>
@@ -2104,7 +2104,7 @@
           <w:b w:val="0"/>
           <w:sz w:val="22"/>
         </w:rPr>
-        <w:t>Ссылка объявления — целиком из раздела 9 (посадка + UTM).</w:t>
+        <w:t>Ссылка объявления — целиком из раздела 9 (посадка + UTM). У обоих объявлений одна и та же ссылка.</w:t>
       </w:r>
     </w:p>
     <w:p>
@@ -2146,22 +2146,247 @@
           <w:b w:val="0"/>
           <w:sz w:val="22"/>
         </w:rPr>
-        <w:t>Отправить на модерацию. Показы после оплаты.</w:t>
+        <w:t>Отправить оба на модерацию. Показы после оплаты.</w:t>
       </w:r>
     </w:p>
     <w:p>
       <w:pPr>
-        <w:spacing w:after="120" w:before="0"/>
+        <w:pStyle w:val="Heading2"/>
       </w:pPr>
       <w:r>
         <w:rPr>
           <w:rFonts w:ascii="Calibri" w:hAnsi="Calibri" w:eastAsia="Calibri"/>
           <w:b/>
-          <w:sz w:val="22"/>
+          <w:color w:val="0B3D5C"/>
+          <w:sz w:val="26"/>
         </w:rPr>
-        <w:t>Креатив — сделать отдельно (пока нет готового GIF в пакете).</w:t>
+        <w:t>5.1. Креативы (два файла)</w:t>
       </w:r>
     </w:p>
+    <w:tbl>
+      <w:tblPr>
+        <w:tblStyle w:val="TableGrid"/>
+        <w:tblW w:type="auto" w:w="0"/>
+        <w:tblLook w:firstColumn="1" w:firstRow="1" w:lastColumn="0" w:lastRow="0" w:noHBand="0" w:noVBand="1" w:val="04A0"/>
+      </w:tblPr>
+      <w:tblGrid>
+        <w:gridCol w:w="2550"/>
+        <w:gridCol w:w="2550"/>
+        <w:gridCol w:w="2550"/>
+        <w:gridCol w:w="2550"/>
+      </w:tblGrid>
+      <w:tr>
+        <w:tc>
+          <w:tcPr>
+            <w:tcW w:type="dxa" w:w="1814"/>
+            <w:shd w:fill="0B3D5C" w:val="clear"/>
+          </w:tcPr>
+          <w:p>
+            <w:r/>
+            <w:r>
+              <w:rPr>
+                <w:rFonts w:ascii="Calibri" w:hAnsi="Calibri" w:eastAsia="Calibri"/>
+                <w:b/>
+                <w:color w:val="FFFFFF"/>
+                <w:sz w:val="20"/>
+              </w:rPr>
+              <w:t>Объявление</w:t>
+            </w:r>
+          </w:p>
+        </w:tc>
+        <w:tc>
+          <w:tcPr>
+            <w:tcW w:type="dxa" w:w="3855"/>
+            <w:shd w:fill="0B3D5C" w:val="clear"/>
+          </w:tcPr>
+          <w:p>
+            <w:r/>
+            <w:r>
+              <w:rPr>
+                <w:rFonts w:ascii="Calibri" w:hAnsi="Calibri" w:eastAsia="Calibri"/>
+                <w:b/>
+                <w:color w:val="FFFFFF"/>
+                <w:sz w:val="20"/>
+              </w:rPr>
+              <w:t>Файл</w:t>
+            </w:r>
+          </w:p>
+        </w:tc>
+        <w:tc>
+          <w:tcPr>
+            <w:tcW w:type="dxa" w:w="1984"/>
+            <w:shd w:fill="0B3D5C" w:val="clear"/>
+          </w:tcPr>
+          <w:p>
+            <w:r/>
+            <w:r>
+              <w:rPr>
+                <w:rFonts w:ascii="Calibri" w:hAnsi="Calibri" w:eastAsia="Calibri"/>
+                <w:b/>
+                <w:color w:val="FFFFFF"/>
+                <w:sz w:val="20"/>
+              </w:rPr>
+              <w:t>Размер</w:t>
+            </w:r>
+          </w:p>
+        </w:tc>
+        <w:tc>
+          <w:tcPr>
+            <w:tcW w:type="dxa" w:w="1871"/>
+            <w:shd w:fill="0B3D5C" w:val="clear"/>
+          </w:tcPr>
+          <w:p>
+            <w:r/>
+            <w:r>
+              <w:rPr>
+                <w:rFonts w:ascii="Calibri" w:hAnsi="Calibri" w:eastAsia="Calibri"/>
+                <w:b/>
+                <w:color w:val="FFFFFF"/>
+                <w:sz w:val="20"/>
+              </w:rPr>
+              <w:t>О чём</w:t>
+            </w:r>
+          </w:p>
+        </w:tc>
+      </w:tr>
+      <w:tr>
+        <w:tc>
+          <w:tcPr>
+            <w:tcW w:type="dxa" w:w="1814"/>
+          </w:tcPr>
+          <w:p>
+            <w:r/>
+            <w:r>
+              <w:rPr>
+                <w:rFonts w:ascii="Calibri" w:hAnsi="Calibri" w:eastAsia="Calibri"/>
+                <w:b w:val="0"/>
+                <w:sz w:val="20"/>
+              </w:rPr>
+              <w:t>1 · Барабулька</w:t>
+            </w:r>
+          </w:p>
+        </w:tc>
+        <w:tc>
+          <w:tcPr>
+            <w:tcW w:type="dxa" w:w="3855"/>
+          </w:tcPr>
+          <w:p>
+            <w:r/>
+            <w:r>
+              <w:rPr>
+                <w:rFonts w:ascii="Calibri" w:hAnsi="Calibri" w:eastAsia="Calibri"/>
+                <w:b w:val="0"/>
+                <w:sz w:val="20"/>
+              </w:rPr>
+              <w:t>cursor/banners-search/rb-240x400/rb-barabulka-240x400.png</w:t>
+            </w:r>
+          </w:p>
+        </w:tc>
+        <w:tc>
+          <w:tcPr>
+            <w:tcW w:type="dxa" w:w="1984"/>
+          </w:tcPr>
+          <w:p>
+            <w:r/>
+            <w:r>
+              <w:rPr>
+                <w:rFonts w:ascii="Calibri" w:hAnsi="Calibri" w:eastAsia="Calibri"/>
+                <w:b w:val="0"/>
+                <w:sz w:val="20"/>
+              </w:rPr>
+              <w:t>240×400 · ~85 КБ</w:t>
+            </w:r>
+          </w:p>
+        </w:tc>
+        <w:tc>
+          <w:tcPr>
+            <w:tcW w:type="dxa" w:w="1871"/>
+          </w:tcPr>
+          <w:p>
+            <w:r/>
+            <w:r>
+              <w:rPr>
+                <w:rFonts w:ascii="Calibri" w:hAnsi="Calibri" w:eastAsia="Calibri"/>
+                <w:b w:val="0"/>
+                <w:sz w:val="20"/>
+              </w:rPr>
+              <w:t>Рыбалка в Сочи · вкус моря и барабули · сезон клёва 2026</w:t>
+            </w:r>
+          </w:p>
+        </w:tc>
+      </w:tr>
+      <w:tr>
+        <w:tc>
+          <w:tcPr>
+            <w:tcW w:type="dxa" w:w="1814"/>
+            <w:shd w:fill="F2F7FA" w:val="clear"/>
+          </w:tcPr>
+          <w:p>
+            <w:r/>
+            <w:r>
+              <w:rPr>
+                <w:rFonts w:ascii="Calibri" w:hAnsi="Calibri" w:eastAsia="Calibri"/>
+                <w:b w:val="0"/>
+                <w:sz w:val="20"/>
+              </w:rPr>
+              <w:t>2 · Пеламида</w:t>
+            </w:r>
+          </w:p>
+        </w:tc>
+        <w:tc>
+          <w:tcPr>
+            <w:tcW w:type="dxa" w:w="3855"/>
+            <w:shd w:fill="F2F7FA" w:val="clear"/>
+          </w:tcPr>
+          <w:p>
+            <w:r/>
+            <w:r>
+              <w:rPr>
+                <w:rFonts w:ascii="Calibri" w:hAnsi="Calibri" w:eastAsia="Calibri"/>
+                <w:b w:val="0"/>
+                <w:sz w:val="20"/>
+              </w:rPr>
+              <w:t>cursor/banners-search/rb-240x400/rb-pelamida-240x400.jpg</w:t>
+            </w:r>
+          </w:p>
+        </w:tc>
+        <w:tc>
+          <w:tcPr>
+            <w:tcW w:type="dxa" w:w="1984"/>
+            <w:shd w:fill="F2F7FA" w:val="clear"/>
+          </w:tcPr>
+          <w:p>
+            <w:r/>
+            <w:r>
+              <w:rPr>
+                <w:rFonts w:ascii="Calibri" w:hAnsi="Calibri" w:eastAsia="Calibri"/>
+                <w:b w:val="0"/>
+                <w:sz w:val="20"/>
+              </w:rPr>
+              <w:t>240×400 · ~22 КБ</w:t>
+            </w:r>
+          </w:p>
+        </w:tc>
+        <w:tc>
+          <w:tcPr>
+            <w:tcW w:type="dxa" w:w="1871"/>
+            <w:shd w:fill="F2F7FA" w:val="clear"/>
+          </w:tcPr>
+          <w:p>
+            <w:r/>
+            <w:r>
+              <w:rPr>
+                <w:rFonts w:ascii="Calibri" w:hAnsi="Calibri" w:eastAsia="Calibri"/>
+                <w:b w:val="0"/>
+                <w:sz w:val="20"/>
+              </w:rPr>
+              <w:t>Охота на пеламиду · Сириус · осень 2026</w:t>
+            </w:r>
+          </w:p>
+        </w:tc>
+      </w:tr>
+    </w:tbl>
+    <w:p/>
     <w:p>
       <w:pPr>
         <w:pStyle w:val="ListBullet"/>
@@ -2173,7 +2398,7 @@
           <w:b w:val="0"/>
           <w:sz w:val="22"/>
         </w:rPr>
-        <w:t>На баннере: сезон (ставрида / барабулька / пеламида), 2 800 ₽/чел, 3 часа, Сириус · линия 2, до 8, кнопка вроде «Расписание» / «Заявка».</w:t>
+        <w:t>Оба в одной группе «Баннер групповой рыбалки». Не плодить вторую группу под сезон.</w:t>
       </w:r>
     </w:p>
     <w:p>
@@ -2187,7 +2412,7 @@
           <w:b w:val="0"/>
           <w:sz w:val="22"/>
         </w:rPr>
-        <w:t>Можно «Моряк Попай». Не обещать улов. Не писать wa.me и телефон.</w:t>
+        <w:t>Можно «Моряк Попай» в текстах сайта. Не обещать улов. Не писать wa.me и телефон на баннере.</w:t>
       </w:r>
     </w:p>
     <w:p>
@@ -2201,21 +2426,7 @@
           <w:b w:val="0"/>
           <w:sz w:val="22"/>
         </w:rPr>
-        <w:t>Не ставить второй креатив с арендой целиком, трофеем катран/скат, парусом 1 800.</w:t>
-      </w:r>
-    </w:p>
-    <w:p>
-      <w:pPr>
-        <w:pStyle w:val="ListBullet"/>
-        <w:spacing w:after="40"/>
-      </w:pPr>
-      <w:r>
-        <w:rPr>
-          <w:rFonts w:ascii="Calibri" w:hAnsi="Calibri" w:eastAsia="Calibri"/>
-          <w:b w:val="0"/>
-          <w:sz w:val="22"/>
-        </w:rPr>
-        <w:t>Когда GIF готов — положить в cursor/banners-search/rb-240x400/ и дать ссылку в чат.</w:t>
+        <w:t>Не ставить креатив с арендой целиком, трофеем катран/скат, парусом 1 800.</w:t>
       </w:r>
     </w:p>
     <w:p>
